--- a/SQL/Windows function/window functionQ.docx
+++ b/SQL/Windows function/window functionQ.docx
@@ -172,8 +172,6 @@
         </w:rPr>
         <w:t>SELECT</w:t>
       </w:r>
-      <w:bookmarkStart w:id="0" w:name="_GoBack"/>
-      <w:bookmarkEnd w:id="0"/>
     </w:p>
     <w:p>
       <w:pPr>
@@ -3640,78 +3638,82 @@
     </w:p>
     <w:p>
       <w:pPr>
-        <w:tabs>
-          <w:tab w:val="left" w:pos="916"/>
-          <w:tab w:val="left" w:pos="1832"/>
-          <w:tab w:val="left" w:pos="2748"/>
-          <w:tab w:val="left" w:pos="3664"/>
-          <w:tab w:val="left" w:pos="4580"/>
-          <w:tab w:val="left" w:pos="5496"/>
-          <w:tab w:val="left" w:pos="6412"/>
-          <w:tab w:val="left" w:pos="7328"/>
-          <w:tab w:val="left" w:pos="8244"/>
-          <w:tab w:val="left" w:pos="9160"/>
-          <w:tab w:val="left" w:pos="10076"/>
-          <w:tab w:val="left" w:pos="10992"/>
-          <w:tab w:val="left" w:pos="11908"/>
-          <w:tab w:val="left" w:pos="12824"/>
-          <w:tab w:val="left" w:pos="13740"/>
-          <w:tab w:val="left" w:pos="14656"/>
-        </w:tabs>
-        <w:spacing w:after="0" w:line="240" w:lineRule="auto"/>
-        <w:rPr>
-          <w:rFonts w:ascii="Courier New" w:eastAsia="Times New Roman" w:hAnsi="Courier New" w:cs="Courier New"/>
-          <w:sz w:val="20"/>
-          <w:szCs w:val="20"/>
-          <w:lang w:eastAsia="en-IN"/>
-        </w:rPr>
-      </w:pPr>
-      <w:r>
-        <w:rPr>
-          <w:rFonts w:ascii="Courier New" w:eastAsia="Times New Roman" w:hAnsi="Courier New" w:cs="Courier New"/>
-          <w:sz w:val="20"/>
-          <w:szCs w:val="20"/>
-          <w:lang w:eastAsia="en-IN"/>
-        </w:rPr>
-        <w:t>SELECT</w:t>
-      </w:r>
-    </w:p>
-    <w:p>
-      <w:pPr>
-        <w:tabs>
-          <w:tab w:val="left" w:pos="916"/>
-          <w:tab w:val="left" w:pos="1832"/>
-          <w:tab w:val="left" w:pos="2748"/>
-          <w:tab w:val="left" w:pos="3664"/>
-          <w:tab w:val="left" w:pos="4580"/>
-          <w:tab w:val="left" w:pos="5496"/>
-          <w:tab w:val="left" w:pos="6412"/>
-          <w:tab w:val="left" w:pos="7328"/>
-          <w:tab w:val="left" w:pos="8244"/>
-          <w:tab w:val="left" w:pos="9160"/>
-          <w:tab w:val="left" w:pos="10076"/>
-          <w:tab w:val="left" w:pos="10992"/>
-          <w:tab w:val="left" w:pos="11908"/>
-          <w:tab w:val="left" w:pos="12824"/>
-          <w:tab w:val="left" w:pos="13740"/>
-          <w:tab w:val="left" w:pos="14656"/>
-        </w:tabs>
-        <w:spacing w:after="0" w:line="240" w:lineRule="auto"/>
-        <w:rPr>
-          <w:rFonts w:ascii="Courier New" w:eastAsia="Times New Roman" w:hAnsi="Courier New" w:cs="Courier New"/>
-          <w:sz w:val="20"/>
-          <w:szCs w:val="20"/>
-          <w:lang w:eastAsia="en-IN"/>
-        </w:rPr>
-      </w:pPr>
-      <w:r>
-        <w:rPr>
-          <w:rFonts w:ascii="Courier New" w:eastAsia="Times New Roman" w:hAnsi="Courier New" w:cs="Courier New"/>
-          <w:sz w:val="20"/>
-          <w:szCs w:val="20"/>
-          <w:lang w:eastAsia="en-IN"/>
-        </w:rPr>
-        <w:t xml:space="preserve">    </w:t>
+        <w:spacing w:after="0" w:line="240" w:lineRule="auto"/>
+        <w:rPr>
+          <w:rFonts w:ascii="Courier New" w:eastAsia="Times New Roman" w:hAnsi="Courier New" w:cs="Courier New"/>
+          <w:sz w:val="20"/>
+          <w:szCs w:val="20"/>
+          <w:lang w:eastAsia="en-IN"/>
+        </w:rPr>
+      </w:pPr>
+      <w:r>
+        <w:rPr>
+          <w:rFonts w:ascii="Courier New" w:eastAsia="Times New Roman" w:hAnsi="Courier New" w:cs="Courier New"/>
+          <w:sz w:val="20"/>
+          <w:szCs w:val="20"/>
+          <w:lang w:eastAsia="en-IN"/>
+        </w:rPr>
+        <w:t xml:space="preserve">with </w:t>
+      </w:r>
+      <w:proofErr w:type="spellStart"/>
+      <w:r>
+        <w:rPr>
+          <w:rFonts w:ascii="Courier New" w:eastAsia="Times New Roman" w:hAnsi="Courier New" w:cs="Courier New"/>
+          <w:sz w:val="20"/>
+          <w:szCs w:val="20"/>
+          <w:lang w:eastAsia="en-IN"/>
+        </w:rPr>
+        <w:t>day_sales</w:t>
+      </w:r>
+      <w:proofErr w:type="spellEnd"/>
+      <w:r>
+        <w:rPr>
+          <w:rFonts w:ascii="Courier New" w:eastAsia="Times New Roman" w:hAnsi="Courier New" w:cs="Courier New"/>
+          <w:sz w:val="20"/>
+          <w:szCs w:val="20"/>
+          <w:lang w:eastAsia="en-IN"/>
+        </w:rPr>
+        <w:t xml:space="preserve"> as</w:t>
+      </w:r>
+    </w:p>
+    <w:p>
+      <w:pPr>
+        <w:spacing w:after="0" w:line="240" w:lineRule="auto"/>
+        <w:rPr>
+          <w:rFonts w:ascii="Courier New" w:eastAsia="Times New Roman" w:hAnsi="Courier New" w:cs="Courier New"/>
+          <w:sz w:val="20"/>
+          <w:szCs w:val="20"/>
+          <w:lang w:eastAsia="en-IN"/>
+        </w:rPr>
+      </w:pPr>
+      <w:r>
+        <w:rPr>
+          <w:rFonts w:ascii="Courier New" w:eastAsia="Times New Roman" w:hAnsi="Courier New" w:cs="Courier New"/>
+          <w:sz w:val="20"/>
+          <w:szCs w:val="20"/>
+          <w:lang w:eastAsia="en-IN"/>
+        </w:rPr>
+        <w:t>(</w:t>
+      </w:r>
+    </w:p>
+    <w:p>
+      <w:pPr>
+        <w:spacing w:after="0" w:line="240" w:lineRule="auto"/>
+        <w:rPr>
+          <w:rFonts w:ascii="Courier New" w:eastAsia="Times New Roman" w:hAnsi="Courier New" w:cs="Courier New"/>
+          <w:sz w:val="20"/>
+          <w:szCs w:val="20"/>
+          <w:lang w:eastAsia="en-IN"/>
+        </w:rPr>
+      </w:pPr>
+      <w:r>
+        <w:rPr>
+          <w:rFonts w:ascii="Courier New" w:eastAsia="Times New Roman" w:hAnsi="Courier New" w:cs="Courier New"/>
+          <w:sz w:val="20"/>
+          <w:szCs w:val="20"/>
+          <w:lang w:eastAsia="en-IN"/>
+        </w:rPr>
+        <w:t xml:space="preserve">select </w:t>
       </w:r>
       <w:proofErr w:type="spellStart"/>
       <w:r>
@@ -3731,121 +3733,69 @@
           <w:szCs w:val="20"/>
           <w:lang w:eastAsia="en-IN"/>
         </w:rPr>
-        <w:t>,</w:t>
-      </w:r>
-    </w:p>
-    <w:p>
-      <w:pPr>
-        <w:tabs>
-          <w:tab w:val="left" w:pos="916"/>
-          <w:tab w:val="left" w:pos="1832"/>
-          <w:tab w:val="left" w:pos="2748"/>
-          <w:tab w:val="left" w:pos="3664"/>
-          <w:tab w:val="left" w:pos="4580"/>
-          <w:tab w:val="left" w:pos="5496"/>
-          <w:tab w:val="left" w:pos="6412"/>
-          <w:tab w:val="left" w:pos="7328"/>
-          <w:tab w:val="left" w:pos="8244"/>
-          <w:tab w:val="left" w:pos="9160"/>
-          <w:tab w:val="left" w:pos="10076"/>
-          <w:tab w:val="left" w:pos="10992"/>
-          <w:tab w:val="left" w:pos="11908"/>
-          <w:tab w:val="left" w:pos="12824"/>
-          <w:tab w:val="left" w:pos="13740"/>
-          <w:tab w:val="left" w:pos="14656"/>
-        </w:tabs>
-        <w:spacing w:after="0" w:line="240" w:lineRule="auto"/>
-        <w:rPr>
-          <w:rFonts w:ascii="Courier New" w:eastAsia="Times New Roman" w:hAnsi="Courier New" w:cs="Courier New"/>
-          <w:sz w:val="20"/>
-          <w:szCs w:val="20"/>
-          <w:lang w:eastAsia="en-IN"/>
-        </w:rPr>
-      </w:pPr>
-      <w:r>
-        <w:rPr>
-          <w:rFonts w:ascii="Courier New" w:eastAsia="Times New Roman" w:hAnsi="Courier New" w:cs="Courier New"/>
-          <w:sz w:val="20"/>
-          <w:szCs w:val="20"/>
-          <w:lang w:eastAsia="en-IN"/>
-        </w:rPr>
-        <w:t xml:space="preserve">    sales,</w:t>
-      </w:r>
-    </w:p>
-    <w:p>
-      <w:pPr>
-        <w:tabs>
-          <w:tab w:val="left" w:pos="916"/>
-          <w:tab w:val="left" w:pos="1832"/>
-          <w:tab w:val="left" w:pos="2748"/>
-          <w:tab w:val="left" w:pos="3664"/>
-          <w:tab w:val="left" w:pos="4580"/>
-          <w:tab w:val="left" w:pos="5496"/>
-          <w:tab w:val="left" w:pos="6412"/>
-          <w:tab w:val="left" w:pos="7328"/>
-          <w:tab w:val="left" w:pos="8244"/>
-          <w:tab w:val="left" w:pos="9160"/>
-          <w:tab w:val="left" w:pos="10076"/>
-          <w:tab w:val="left" w:pos="10992"/>
-          <w:tab w:val="left" w:pos="11908"/>
-          <w:tab w:val="left" w:pos="12824"/>
-          <w:tab w:val="left" w:pos="13740"/>
-          <w:tab w:val="left" w:pos="14656"/>
-        </w:tabs>
-        <w:spacing w:after="0" w:line="240" w:lineRule="auto"/>
-        <w:rPr>
-          <w:rFonts w:ascii="Courier New" w:eastAsia="Times New Roman" w:hAnsi="Courier New" w:cs="Courier New"/>
-          <w:sz w:val="20"/>
-          <w:szCs w:val="20"/>
-          <w:lang w:eastAsia="en-IN"/>
-        </w:rPr>
-      </w:pPr>
-      <w:r>
-        <w:rPr>
-          <w:rFonts w:ascii="Courier New" w:eastAsia="Times New Roman" w:hAnsi="Courier New" w:cs="Courier New"/>
-          <w:sz w:val="20"/>
-          <w:szCs w:val="20"/>
-          <w:lang w:eastAsia="en-IN"/>
-        </w:rPr>
-        <w:t xml:space="preserve">    AVG(sales) OVER (</w:t>
-      </w:r>
-    </w:p>
-    <w:p>
-      <w:pPr>
-        <w:tabs>
-          <w:tab w:val="left" w:pos="916"/>
-          <w:tab w:val="left" w:pos="1832"/>
-          <w:tab w:val="left" w:pos="2748"/>
-          <w:tab w:val="left" w:pos="3664"/>
-          <w:tab w:val="left" w:pos="4580"/>
-          <w:tab w:val="left" w:pos="5496"/>
-          <w:tab w:val="left" w:pos="6412"/>
-          <w:tab w:val="left" w:pos="7328"/>
-          <w:tab w:val="left" w:pos="8244"/>
-          <w:tab w:val="left" w:pos="9160"/>
-          <w:tab w:val="left" w:pos="10076"/>
-          <w:tab w:val="left" w:pos="10992"/>
-          <w:tab w:val="left" w:pos="11908"/>
-          <w:tab w:val="left" w:pos="12824"/>
-          <w:tab w:val="left" w:pos="13740"/>
-          <w:tab w:val="left" w:pos="14656"/>
-        </w:tabs>
-        <w:spacing w:after="0" w:line="240" w:lineRule="auto"/>
-        <w:rPr>
-          <w:rFonts w:ascii="Courier New" w:eastAsia="Times New Roman" w:hAnsi="Courier New" w:cs="Courier New"/>
-          <w:sz w:val="20"/>
-          <w:szCs w:val="20"/>
-          <w:lang w:eastAsia="en-IN"/>
-        </w:rPr>
-      </w:pPr>
-      <w:r>
-        <w:rPr>
-          <w:rFonts w:ascii="Courier New" w:eastAsia="Times New Roman" w:hAnsi="Courier New" w:cs="Courier New"/>
-          <w:sz w:val="20"/>
-          <w:szCs w:val="20"/>
-          <w:lang w:eastAsia="en-IN"/>
-        </w:rPr>
-        <w:t xml:space="preserve">        ORDER BY </w:t>
+        <w:t xml:space="preserve">, sum(sales) as </w:t>
+      </w:r>
+      <w:proofErr w:type="spellStart"/>
+      <w:r>
+        <w:rPr>
+          <w:rFonts w:ascii="Courier New" w:eastAsia="Times New Roman" w:hAnsi="Courier New" w:cs="Courier New"/>
+          <w:sz w:val="20"/>
+          <w:szCs w:val="20"/>
+          <w:lang w:eastAsia="en-IN"/>
+        </w:rPr>
+        <w:t>daily_sales</w:t>
+      </w:r>
+      <w:proofErr w:type="spellEnd"/>
+    </w:p>
+    <w:p>
+      <w:pPr>
+        <w:spacing w:after="0" w:line="240" w:lineRule="auto"/>
+        <w:rPr>
+          <w:rFonts w:ascii="Courier New" w:eastAsia="Times New Roman" w:hAnsi="Courier New" w:cs="Courier New"/>
+          <w:sz w:val="20"/>
+          <w:szCs w:val="20"/>
+          <w:lang w:eastAsia="en-IN"/>
+        </w:rPr>
+      </w:pPr>
+      <w:r>
+        <w:rPr>
+          <w:rFonts w:ascii="Courier New" w:eastAsia="Times New Roman" w:hAnsi="Courier New" w:cs="Courier New"/>
+          <w:sz w:val="20"/>
+          <w:szCs w:val="20"/>
+          <w:lang w:eastAsia="en-IN"/>
+        </w:rPr>
+        <w:t xml:space="preserve">from </w:t>
+      </w:r>
+      <w:proofErr w:type="spellStart"/>
+      <w:r>
+        <w:rPr>
+          <w:rFonts w:ascii="Courier New" w:eastAsia="Times New Roman" w:hAnsi="Courier New" w:cs="Courier New"/>
+          <w:sz w:val="20"/>
+          <w:szCs w:val="20"/>
+          <w:lang w:eastAsia="en-IN"/>
+        </w:rPr>
+        <w:t>fact_orders</w:t>
+      </w:r>
+      <w:proofErr w:type="spellEnd"/>
+    </w:p>
+    <w:p>
+      <w:pPr>
+        <w:spacing w:after="0" w:line="240" w:lineRule="auto"/>
+        <w:rPr>
+          <w:rFonts w:ascii="Courier New" w:eastAsia="Times New Roman" w:hAnsi="Courier New" w:cs="Courier New"/>
+          <w:sz w:val="20"/>
+          <w:szCs w:val="20"/>
+          <w:lang w:eastAsia="en-IN"/>
+        </w:rPr>
+      </w:pPr>
+      <w:r>
+        <w:rPr>
+          <w:rFonts w:ascii="Courier New" w:eastAsia="Times New Roman" w:hAnsi="Courier New" w:cs="Courier New"/>
+          <w:sz w:val="20"/>
+          <w:szCs w:val="20"/>
+          <w:lang w:eastAsia="en-IN"/>
+        </w:rPr>
+        <w:t xml:space="preserve">group by </w:t>
       </w:r>
       <w:proofErr w:type="spellStart"/>
       <w:r>
@@ -3858,140 +3808,249 @@
         <w:t>order_date</w:t>
       </w:r>
       <w:proofErr w:type="spellEnd"/>
-    </w:p>
-    <w:p>
-      <w:pPr>
-        <w:tabs>
-          <w:tab w:val="left" w:pos="916"/>
-          <w:tab w:val="left" w:pos="1832"/>
-          <w:tab w:val="left" w:pos="2748"/>
-          <w:tab w:val="left" w:pos="3664"/>
-          <w:tab w:val="left" w:pos="4580"/>
-          <w:tab w:val="left" w:pos="5496"/>
-          <w:tab w:val="left" w:pos="6412"/>
-          <w:tab w:val="left" w:pos="7328"/>
-          <w:tab w:val="left" w:pos="8244"/>
-          <w:tab w:val="left" w:pos="9160"/>
-          <w:tab w:val="left" w:pos="10076"/>
-          <w:tab w:val="left" w:pos="10992"/>
-          <w:tab w:val="left" w:pos="11908"/>
-          <w:tab w:val="left" w:pos="12824"/>
-          <w:tab w:val="left" w:pos="13740"/>
-          <w:tab w:val="left" w:pos="14656"/>
-        </w:tabs>
-        <w:spacing w:after="0" w:line="240" w:lineRule="auto"/>
-        <w:rPr>
-          <w:rFonts w:ascii="Courier New" w:eastAsia="Times New Roman" w:hAnsi="Courier New" w:cs="Courier New"/>
-          <w:sz w:val="20"/>
-          <w:szCs w:val="20"/>
-          <w:lang w:eastAsia="en-IN"/>
-        </w:rPr>
-      </w:pPr>
-      <w:r>
-        <w:rPr>
-          <w:rFonts w:ascii="Courier New" w:eastAsia="Times New Roman" w:hAnsi="Courier New" w:cs="Courier New"/>
-          <w:sz w:val="20"/>
-          <w:szCs w:val="20"/>
-          <w:lang w:eastAsia="en-IN"/>
-        </w:rPr>
-        <w:t xml:space="preserve">        ROWS BETWEEN 6 PRECEDING AND CURRENT ROW</w:t>
-      </w:r>
-    </w:p>
-    <w:p>
-      <w:pPr>
-        <w:tabs>
-          <w:tab w:val="left" w:pos="916"/>
-          <w:tab w:val="left" w:pos="1832"/>
-          <w:tab w:val="left" w:pos="2748"/>
-          <w:tab w:val="left" w:pos="3664"/>
-          <w:tab w:val="left" w:pos="4580"/>
-          <w:tab w:val="left" w:pos="5496"/>
-          <w:tab w:val="left" w:pos="6412"/>
-          <w:tab w:val="left" w:pos="7328"/>
-          <w:tab w:val="left" w:pos="8244"/>
-          <w:tab w:val="left" w:pos="9160"/>
-          <w:tab w:val="left" w:pos="10076"/>
-          <w:tab w:val="left" w:pos="10992"/>
-          <w:tab w:val="left" w:pos="11908"/>
-          <w:tab w:val="left" w:pos="12824"/>
-          <w:tab w:val="left" w:pos="13740"/>
-          <w:tab w:val="left" w:pos="14656"/>
-        </w:tabs>
-        <w:spacing w:after="0" w:line="240" w:lineRule="auto"/>
-        <w:rPr>
-          <w:rFonts w:ascii="Courier New" w:eastAsia="Times New Roman" w:hAnsi="Courier New" w:cs="Courier New"/>
-          <w:sz w:val="20"/>
-          <w:szCs w:val="20"/>
-          <w:lang w:eastAsia="en-IN"/>
-        </w:rPr>
-      </w:pPr>
-      <w:r>
-        <w:rPr>
-          <w:rFonts w:ascii="Courier New" w:eastAsia="Times New Roman" w:hAnsi="Courier New" w:cs="Courier New"/>
-          <w:sz w:val="20"/>
-          <w:szCs w:val="20"/>
-          <w:lang w:eastAsia="en-IN"/>
-        </w:rPr>
-        <w:t xml:space="preserve">    ) AS moving_avg_7</w:t>
-      </w:r>
-    </w:p>
-    <w:p>
-      <w:pPr>
-        <w:tabs>
-          <w:tab w:val="left" w:pos="916"/>
-          <w:tab w:val="left" w:pos="1832"/>
-          <w:tab w:val="left" w:pos="2748"/>
-          <w:tab w:val="left" w:pos="3664"/>
-          <w:tab w:val="left" w:pos="4580"/>
-          <w:tab w:val="left" w:pos="5496"/>
-          <w:tab w:val="left" w:pos="6412"/>
-          <w:tab w:val="left" w:pos="7328"/>
-          <w:tab w:val="left" w:pos="8244"/>
-          <w:tab w:val="left" w:pos="9160"/>
-          <w:tab w:val="left" w:pos="10076"/>
-          <w:tab w:val="left" w:pos="10992"/>
-          <w:tab w:val="left" w:pos="11908"/>
-          <w:tab w:val="left" w:pos="12824"/>
-          <w:tab w:val="left" w:pos="13740"/>
-          <w:tab w:val="left" w:pos="14656"/>
-        </w:tabs>
-        <w:spacing w:after="0" w:line="240" w:lineRule="auto"/>
-        <w:rPr>
-          <w:rFonts w:ascii="Courier New" w:eastAsia="Times New Roman" w:hAnsi="Courier New" w:cs="Courier New"/>
-          <w:sz w:val="20"/>
-          <w:szCs w:val="20"/>
-          <w:lang w:eastAsia="en-IN"/>
-        </w:rPr>
-      </w:pPr>
-      <w:r>
-        <w:rPr>
-          <w:rFonts w:ascii="Courier New" w:eastAsia="Times New Roman" w:hAnsi="Courier New" w:cs="Courier New"/>
-          <w:sz w:val="20"/>
-          <w:szCs w:val="20"/>
-          <w:lang w:eastAsia="en-IN"/>
-        </w:rPr>
-        <w:t xml:space="preserve">FROM </w:t>
-      </w:r>
-      <w:proofErr w:type="spellStart"/>
-      <w:r>
-        <w:rPr>
-          <w:rFonts w:ascii="Courier New" w:eastAsia="Times New Roman" w:hAnsi="Courier New" w:cs="Courier New"/>
-          <w:sz w:val="20"/>
-          <w:szCs w:val="20"/>
-          <w:lang w:eastAsia="en-IN"/>
-        </w:rPr>
-        <w:t>fact_orders</w:t>
-      </w:r>
-      <w:proofErr w:type="spellEnd"/>
-      <w:r>
-        <w:rPr>
-          <w:rFonts w:ascii="Courier New" w:eastAsia="Times New Roman" w:hAnsi="Courier New" w:cs="Courier New"/>
-          <w:sz w:val="20"/>
-          <w:szCs w:val="20"/>
-          <w:lang w:eastAsia="en-IN"/>
-        </w:rPr>
-        <w:t>;</w:t>
-      </w:r>
+      <w:r>
+        <w:rPr>
+          <w:rFonts w:ascii="Courier New" w:eastAsia="Times New Roman" w:hAnsi="Courier New" w:cs="Courier New"/>
+          <w:sz w:val="20"/>
+          <w:szCs w:val="20"/>
+          <w:lang w:eastAsia="en-IN"/>
+        </w:rPr>
+        <w:t xml:space="preserve"> </w:t>
+      </w:r>
+    </w:p>
+    <w:p>
+      <w:pPr>
+        <w:spacing w:after="0" w:line="240" w:lineRule="auto"/>
+        <w:rPr>
+          <w:rFonts w:ascii="Courier New" w:eastAsia="Times New Roman" w:hAnsi="Courier New" w:cs="Courier New"/>
+          <w:sz w:val="20"/>
+          <w:szCs w:val="20"/>
+          <w:lang w:eastAsia="en-IN"/>
+        </w:rPr>
+      </w:pPr>
+      <w:r>
+        <w:rPr>
+          <w:rFonts w:ascii="Courier New" w:eastAsia="Times New Roman" w:hAnsi="Courier New" w:cs="Courier New"/>
+          <w:sz w:val="20"/>
+          <w:szCs w:val="20"/>
+          <w:lang w:eastAsia="en-IN"/>
+        </w:rPr>
+        <w:t>)</w:t>
+      </w:r>
+    </w:p>
+    <w:p>
+      <w:pPr>
+        <w:spacing w:after="0" w:line="240" w:lineRule="auto"/>
+        <w:rPr>
+          <w:rFonts w:ascii="Courier New" w:eastAsia="Times New Roman" w:hAnsi="Courier New" w:cs="Courier New"/>
+          <w:sz w:val="20"/>
+          <w:szCs w:val="20"/>
+          <w:lang w:eastAsia="en-IN"/>
+        </w:rPr>
+      </w:pPr>
+      <w:r>
+        <w:rPr>
+          <w:rFonts w:ascii="Courier New" w:eastAsia="Times New Roman" w:hAnsi="Courier New" w:cs="Courier New"/>
+          <w:sz w:val="20"/>
+          <w:szCs w:val="20"/>
+          <w:lang w:eastAsia="en-IN"/>
+        </w:rPr>
+        <w:t xml:space="preserve">select </w:t>
+      </w:r>
+      <w:proofErr w:type="spellStart"/>
+      <w:r>
+        <w:rPr>
+          <w:rFonts w:ascii="Courier New" w:eastAsia="Times New Roman" w:hAnsi="Courier New" w:cs="Courier New"/>
+          <w:sz w:val="20"/>
+          <w:szCs w:val="20"/>
+          <w:lang w:eastAsia="en-IN"/>
+        </w:rPr>
+        <w:t>order_date</w:t>
+      </w:r>
+      <w:proofErr w:type="spellEnd"/>
+      <w:r>
+        <w:rPr>
+          <w:rFonts w:ascii="Courier New" w:eastAsia="Times New Roman" w:hAnsi="Courier New" w:cs="Courier New"/>
+          <w:sz w:val="20"/>
+          <w:szCs w:val="20"/>
+          <w:lang w:eastAsia="en-IN"/>
+        </w:rPr>
+        <w:t xml:space="preserve">, </w:t>
+      </w:r>
+    </w:p>
+    <w:p>
+      <w:pPr>
+        <w:spacing w:after="0" w:line="240" w:lineRule="auto"/>
+        <w:rPr>
+          <w:rFonts w:ascii="Courier New" w:eastAsia="Times New Roman" w:hAnsi="Courier New" w:cs="Courier New"/>
+          <w:sz w:val="20"/>
+          <w:szCs w:val="20"/>
+          <w:lang w:eastAsia="en-IN"/>
+        </w:rPr>
+      </w:pPr>
+      <w:r>
+        <w:rPr>
+          <w:rFonts w:ascii="Courier New" w:eastAsia="Times New Roman" w:hAnsi="Courier New" w:cs="Courier New"/>
+          <w:sz w:val="20"/>
+          <w:szCs w:val="20"/>
+          <w:lang w:eastAsia="en-IN"/>
+        </w:rPr>
+        <w:tab/>
+        <w:t>round(</w:t>
+      </w:r>
+      <w:proofErr w:type="spellStart"/>
+      <w:r>
+        <w:rPr>
+          <w:rFonts w:ascii="Courier New" w:eastAsia="Times New Roman" w:hAnsi="Courier New" w:cs="Courier New"/>
+          <w:sz w:val="20"/>
+          <w:szCs w:val="20"/>
+          <w:lang w:eastAsia="en-IN"/>
+        </w:rPr>
+        <w:t>avg</w:t>
+      </w:r>
+      <w:proofErr w:type="spellEnd"/>
+      <w:r>
+        <w:rPr>
+          <w:rFonts w:ascii="Courier New" w:eastAsia="Times New Roman" w:hAnsi="Courier New" w:cs="Courier New"/>
+          <w:sz w:val="20"/>
+          <w:szCs w:val="20"/>
+          <w:lang w:eastAsia="en-IN"/>
+        </w:rPr>
+        <w:t>(</w:t>
+      </w:r>
+      <w:proofErr w:type="spellStart"/>
+      <w:r>
+        <w:rPr>
+          <w:rFonts w:ascii="Courier New" w:eastAsia="Times New Roman" w:hAnsi="Courier New" w:cs="Courier New"/>
+          <w:sz w:val="20"/>
+          <w:szCs w:val="20"/>
+          <w:lang w:eastAsia="en-IN"/>
+        </w:rPr>
+        <w:t>daily_sales</w:t>
+      </w:r>
+      <w:proofErr w:type="spellEnd"/>
+      <w:r>
+        <w:rPr>
+          <w:rFonts w:ascii="Courier New" w:eastAsia="Times New Roman" w:hAnsi="Courier New" w:cs="Courier New"/>
+          <w:sz w:val="20"/>
+          <w:szCs w:val="20"/>
+          <w:lang w:eastAsia="en-IN"/>
+        </w:rPr>
+        <w:t xml:space="preserve">) </w:t>
+      </w:r>
+      <w:proofErr w:type="gramStart"/>
+      <w:r>
+        <w:rPr>
+          <w:rFonts w:ascii="Courier New" w:eastAsia="Times New Roman" w:hAnsi="Courier New" w:cs="Courier New"/>
+          <w:sz w:val="20"/>
+          <w:szCs w:val="20"/>
+          <w:lang w:eastAsia="en-IN"/>
+        </w:rPr>
+        <w:t>over(</w:t>
+      </w:r>
+      <w:proofErr w:type="gramEnd"/>
+    </w:p>
+    <w:p>
+      <w:pPr>
+        <w:spacing w:after="0" w:line="240" w:lineRule="auto"/>
+        <w:rPr>
+          <w:rFonts w:ascii="Courier New" w:eastAsia="Times New Roman" w:hAnsi="Courier New" w:cs="Courier New"/>
+          <w:sz w:val="20"/>
+          <w:szCs w:val="20"/>
+          <w:lang w:eastAsia="en-IN"/>
+        </w:rPr>
+      </w:pPr>
+      <w:r>
+        <w:rPr>
+          <w:rFonts w:ascii="Courier New" w:eastAsia="Times New Roman" w:hAnsi="Courier New" w:cs="Courier New"/>
+          <w:sz w:val="20"/>
+          <w:szCs w:val="20"/>
+          <w:lang w:eastAsia="en-IN"/>
+        </w:rPr>
+        <w:tab/>
+        <w:t xml:space="preserve">order by </w:t>
+      </w:r>
+      <w:proofErr w:type="spellStart"/>
+      <w:r>
+        <w:rPr>
+          <w:rFonts w:ascii="Courier New" w:eastAsia="Times New Roman" w:hAnsi="Courier New" w:cs="Courier New"/>
+          <w:sz w:val="20"/>
+          <w:szCs w:val="20"/>
+          <w:lang w:eastAsia="en-IN"/>
+        </w:rPr>
+        <w:t>order_date</w:t>
+      </w:r>
+      <w:proofErr w:type="spellEnd"/>
+      <w:r>
+        <w:rPr>
+          <w:rFonts w:ascii="Courier New" w:eastAsia="Times New Roman" w:hAnsi="Courier New" w:cs="Courier New"/>
+          <w:sz w:val="20"/>
+          <w:szCs w:val="20"/>
+          <w:lang w:eastAsia="en-IN"/>
+        </w:rPr>
+        <w:t xml:space="preserve"> </w:t>
+      </w:r>
+    </w:p>
+    <w:p>
+      <w:pPr>
+        <w:spacing w:after="0" w:line="240" w:lineRule="auto"/>
+        <w:rPr>
+          <w:rFonts w:ascii="Courier New" w:eastAsia="Times New Roman" w:hAnsi="Courier New" w:cs="Courier New"/>
+          <w:sz w:val="20"/>
+          <w:szCs w:val="20"/>
+          <w:lang w:eastAsia="en-IN"/>
+        </w:rPr>
+      </w:pPr>
+      <w:r>
+        <w:rPr>
+          <w:rFonts w:ascii="Courier New" w:eastAsia="Times New Roman" w:hAnsi="Courier New" w:cs="Courier New"/>
+          <w:sz w:val="20"/>
+          <w:szCs w:val="20"/>
+          <w:lang w:eastAsia="en-IN"/>
+        </w:rPr>
+        <w:t xml:space="preserve">    rows between 6 preceding and current row</w:t>
+      </w:r>
+    </w:p>
+    <w:p>
+      <w:pPr>
+        <w:spacing w:after="0" w:line="240" w:lineRule="auto"/>
+        <w:rPr>
+          <w:rFonts w:ascii="Courier New" w:eastAsia="Times New Roman" w:hAnsi="Courier New" w:cs="Courier New"/>
+          <w:sz w:val="20"/>
+          <w:szCs w:val="20"/>
+          <w:lang w:eastAsia="en-IN"/>
+        </w:rPr>
+      </w:pPr>
+      <w:r>
+        <w:rPr>
+          <w:rFonts w:ascii="Courier New" w:eastAsia="Times New Roman" w:hAnsi="Courier New" w:cs="Courier New"/>
+          <w:sz w:val="20"/>
+          <w:szCs w:val="20"/>
+          <w:lang w:eastAsia="en-IN"/>
+        </w:rPr>
+        <w:tab/>
+      </w:r>
+      <w:r>
+        <w:rPr>
+          <w:rFonts w:ascii="Courier New" w:eastAsia="Times New Roman" w:hAnsi="Courier New" w:cs="Courier New"/>
+          <w:sz w:val="20"/>
+          <w:szCs w:val="20"/>
+          <w:lang w:eastAsia="en-IN"/>
+        </w:rPr>
+        <w:tab/>
+        <w:t xml:space="preserve">),2) as </w:t>
+      </w:r>
+      <w:proofErr w:type="spellStart"/>
+      <w:r>
+        <w:rPr>
+          <w:rFonts w:ascii="Courier New" w:eastAsia="Times New Roman" w:hAnsi="Courier New" w:cs="Courier New"/>
+          <w:sz w:val="20"/>
+          <w:szCs w:val="20"/>
+          <w:lang w:eastAsia="en-IN"/>
+        </w:rPr>
+        <w:t>moving_avg</w:t>
+      </w:r>
+      <w:proofErr w:type="spellEnd"/>
     </w:p>
     <w:p>
       <w:pPr>
@@ -4003,6 +4062,35 @@
           <w:lang w:eastAsia="en-IN"/>
         </w:rPr>
       </w:pPr>
+      <w:r>
+        <w:rPr>
+          <w:rFonts w:ascii="Courier New" w:eastAsia="Times New Roman" w:hAnsi="Courier New" w:cs="Courier New"/>
+          <w:sz w:val="20"/>
+          <w:szCs w:val="20"/>
+          <w:lang w:eastAsia="en-IN"/>
+        </w:rPr>
+        <w:t xml:space="preserve">from </w:t>
+      </w:r>
+      <w:proofErr w:type="spellStart"/>
+      <w:r>
+        <w:rPr>
+          <w:rFonts w:ascii="Courier New" w:eastAsia="Times New Roman" w:hAnsi="Courier New" w:cs="Courier New"/>
+          <w:sz w:val="20"/>
+          <w:szCs w:val="20"/>
+          <w:lang w:eastAsia="en-IN"/>
+        </w:rPr>
+        <w:t>day_sales</w:t>
+      </w:r>
+      <w:proofErr w:type="spellEnd"/>
+      <w:r>
+        <w:rPr>
+          <w:rFonts w:ascii="Courier New" w:eastAsia="Times New Roman" w:hAnsi="Courier New" w:cs="Courier New"/>
+          <w:sz w:val="20"/>
+          <w:szCs w:val="20"/>
+          <w:lang w:eastAsia="en-IN"/>
+        </w:rPr>
+        <w:t>;</w:t>
+      </w:r>
       <w:r>
         <w:rPr>
           <w:rFonts w:ascii="Times New Roman" w:eastAsia="Times New Roman" w:hAnsi="Times New Roman" w:cs="Times New Roman"/>
@@ -5583,6 +5671,7 @@
           <w:szCs w:val="20"/>
           <w:lang w:eastAsia="en-IN"/>
         </w:rPr>
+        <w:lastRenderedPageBreak/>
         <w:t xml:space="preserve">    JOIN </w:t>
       </w:r>
       <w:proofErr w:type="spellStart"/>
@@ -5850,7 +5939,6 @@
           <w:szCs w:val="20"/>
           <w:lang w:eastAsia="en-IN"/>
         </w:rPr>
-        <w:lastRenderedPageBreak/>
         <w:t>SELECT *</w:t>
       </w:r>
     </w:p>
@@ -7159,6 +7247,7 @@
           <w:lang w:eastAsia="en-IN"/>
         </w:rPr>
       </w:pPr>
+      <w:bookmarkStart w:id="0" w:name="_GoBack"/>
       <w:r>
         <w:rPr>
           <w:rFonts w:ascii="Times New Roman" w:eastAsia="Times New Roman" w:hAnsi="Times New Roman" w:cs="Times New Roman"/>
@@ -7168,7 +7257,19 @@
           <w:szCs w:val="36"/>
           <w:lang w:eastAsia="en-IN"/>
         </w:rPr>
-        <w:t>10. Percentile-Based Customer Segmentation (Real DE task)</w:t>
+        <w:t xml:space="preserve">10. Percentile-Based Customer Segmentation </w:t>
+      </w:r>
+      <w:bookmarkEnd w:id="0"/>
+      <w:r>
+        <w:rPr>
+          <w:rFonts w:ascii="Times New Roman" w:eastAsia="Times New Roman" w:hAnsi="Times New Roman" w:cs="Times New Roman"/>
+          <w:b/>
+          <w:bCs/>
+          <w:sz w:val="36"/>
+          <w:szCs w:val="36"/>
+          <w:lang w:eastAsia="en-IN"/>
+        </w:rPr>
+        <w:t>(Real DE task)</w:t>
       </w:r>
     </w:p>
     <w:p>
@@ -7853,6 +7954,7 @@
           <w:szCs w:val="24"/>
           <w:lang w:eastAsia="en-IN"/>
         </w:rPr>
+        <w:lastRenderedPageBreak/>
         <w:pict>
           <v:rect id="_x0000_i1036" style="width:0;height:1.5pt" o:hralign="center" o:hrstd="t" o:hr="t" fillcolor="#a0a0a0" stroked="f"/>
         </w:pict>
@@ -7880,7 +7982,6 @@
           <w:szCs w:val="36"/>
           <w:lang w:eastAsia="en-IN"/>
         </w:rPr>
-        <w:lastRenderedPageBreak/>
         <w:t>11. Rolling 3-Order Profit Trend (Advanced window frame)</w:t>
       </w:r>
     </w:p>
@@ -9409,6 +9510,7 @@
           <w:szCs w:val="20"/>
           <w:lang w:eastAsia="en-IN"/>
         </w:rPr>
+        <w:lastRenderedPageBreak/>
         <w:t xml:space="preserve">        SUM(</w:t>
       </w:r>
       <w:proofErr w:type="spellStart"/>
@@ -9603,7 +9705,6 @@
           <w:szCs w:val="20"/>
           <w:lang w:eastAsia="en-IN"/>
         </w:rPr>
-        <w:lastRenderedPageBreak/>
         <w:t xml:space="preserve">        ) AS </w:t>
       </w:r>
       <w:proofErr w:type="spellStart"/>
@@ -11708,6 +11809,7 @@
           <w:szCs w:val="20"/>
           <w:lang w:eastAsia="en-IN"/>
         </w:rPr>
+        <w:lastRenderedPageBreak/>
         <w:t>SELECT *,</w:t>
       </w:r>
     </w:p>
@@ -11853,7 +11955,6 @@
           <w:szCs w:val="20"/>
           <w:lang w:eastAsia="en-IN"/>
         </w:rPr>
-        <w:lastRenderedPageBreak/>
         <w:t xml:space="preserve">        ORDER BY </w:t>
       </w:r>
       <w:proofErr w:type="spellStart"/>
